--- a/Optimalisasi-dan-Automasi/Exam/UAS_OPTIMALISASI_DAN_OTOMASI.docx
+++ b/Optimalisasi-dan-Automasi/Exam/UAS_OPTIMALISASI_DAN_OTOMASI.docx
@@ -1497,6 +1497,7 @@
                 <w:tab w:val="left" w:pos="1620"/>
               </w:tabs>
               <w:spacing w:after="0"/>
+              <w:jc w:val="center"/>
               <w:rPr>
                 <w:rFonts w:ascii="Times New Roman" w:eastAsia="Arial" w:hAnsi="Times New Roman"/>
                 <w:color w:val="808080"/>
@@ -1505,6 +1506,40 @@
                 <w:lang w:val="id-ID"/>
               </w:rPr>
             </w:pPr>
+            <w:r>
+              <w:drawing>
+                <wp:inline xmlns:a="http://schemas.openxmlformats.org/drawingml/2006/main" xmlns:pic="http://schemas.openxmlformats.org/drawingml/2006/picture">
+                  <wp:extent cx="1080000" cy="959743"/>
+                  <wp:docPr id="309" name="Picture 309"/>
+                  <wp:cNvGraphicFramePr>
+                    <a:graphicFrameLocks noChangeAspect="1"/>
+                  </wp:cNvGraphicFramePr>
+                  <a:graphic>
+                    <a:graphicData uri="http://schemas.openxmlformats.org/drawingml/2006/picture">
+                      <pic:pic>
+                        <pic:nvPicPr>
+                          <pic:cNvPr id="0" name="sig_dosen_pengemban.png"/>
+                          <pic:cNvPicPr/>
+                        </pic:nvPicPr>
+                        <pic:blipFill>
+                          <a:blip r:embed="rId10"/>
+                          <a:stretch>
+                            <a:fillRect/>
+                          </a:stretch>
+                        </pic:blipFill>
+                        <pic:spPr>
+                          <a:xfrm>
+                            <a:off x="0" y="0"/>
+                            <a:ext cx="1080000" cy="959743"/>
+                          </a:xfrm>
+                          <a:prstGeom prst="rect"/>
+                        </pic:spPr>
+                      </pic:pic>
+                    </a:graphicData>
+                  </a:graphic>
+                </wp:inline>
+              </w:drawing>
+            </w:r>
           </w:p>
           <w:p>
             <w:pPr>
@@ -1521,7 +1556,22 @@
                 <w:lang w:val="id-ID"/>
               </w:rPr>
             </w:pPr>
-          </w:p>
+            <w:r>
+              <w:rPr>
+                <w:rFonts w:ascii="Times New Roman" w:eastAsia="Arial" w:hAnsi="Times New Roman"/>
+                <w:color w:val="000000" w:themeColor="text1"/>
+                <w:sz w:val="18"/>
+                <w:szCs w:val="18"/>
+                <w:lang w:val="id-ID"/>
+              </w:rPr>
+              <w:t xml:space="preserve">Dedik Romahadi, ST., M.Sc </w:t>
+            </w:r>
+          </w:p>
+        </w:tc>
+        <w:tc>
+          <w:tcPr>
+            <w:tcW w:w="4977" w:type="dxa"/>
+          </w:tcPr>
           <w:p>
             <w:pPr>
               <w:tabs>
@@ -1538,165 +1588,39 @@
               </w:rPr>
             </w:pPr>
             <w:r>
-              <w:rPr>
-                <w:rFonts w:ascii="Times New Roman" w:eastAsia="Arial" w:hAnsi="Times New Roman"/>
-                <w:color w:val="808080"/>
-                <w:sz w:val="18"/>
-                <w:szCs w:val="18"/>
-                <w:lang w:val="id-ID"/>
-              </w:rPr>
-              <w:t>Tanda Tangan</w:t>
-            </w:r>
-          </w:p>
-          <w:p>
-            <w:pPr>
-              <w:tabs>
-                <w:tab w:val="left" w:pos="1620"/>
-              </w:tabs>
-              <w:spacing w:after="0"/>
-              <w:rPr>
-                <w:rFonts w:ascii="Times New Roman" w:eastAsia="Arial" w:hAnsi="Times New Roman"/>
-                <w:color w:val="808080"/>
-                <w:sz w:val="18"/>
-                <w:szCs w:val="18"/>
-                <w:lang w:val="id-ID"/>
-              </w:rPr>
-            </w:pPr>
-          </w:p>
-          <w:p>
-            <w:pPr>
-              <w:tabs>
-                <w:tab w:val="left" w:pos="1620"/>
-              </w:tabs>
-              <w:spacing w:after="0"/>
-              <w:jc w:val="center"/>
-              <w:rPr>
-                <w:rFonts w:ascii="Times New Roman" w:eastAsia="Arial" w:hAnsi="Times New Roman"/>
-                <w:color w:val="808080"/>
-                <w:sz w:val="18"/>
-                <w:szCs w:val="18"/>
-                <w:lang w:val="id-ID"/>
-              </w:rPr>
-            </w:pPr>
-          </w:p>
-          <w:p>
-            <w:pPr>
-              <w:tabs>
-                <w:tab w:val="left" w:pos="1620"/>
-              </w:tabs>
-              <w:spacing w:after="0"/>
-              <w:jc w:val="center"/>
-              <w:rPr>
-                <w:rFonts w:ascii="Times New Roman" w:eastAsia="Arial" w:hAnsi="Times New Roman"/>
-                <w:color w:val="808080"/>
-                <w:sz w:val="18"/>
-                <w:szCs w:val="18"/>
-                <w:lang w:val="id-ID"/>
-              </w:rPr>
-            </w:pPr>
-            <w:r>
-              <w:rPr>
-                <w:rFonts w:ascii="Times New Roman" w:eastAsia="Arial" w:hAnsi="Times New Roman"/>
-                <w:color w:val="000000" w:themeColor="text1"/>
-                <w:sz w:val="18"/>
-                <w:szCs w:val="18"/>
-                <w:lang w:val="id-ID"/>
-              </w:rPr>
-              <w:t xml:space="preserve">Dedik Romahadi, ST., M.Sc </w:t>
-            </w:r>
-          </w:p>
-        </w:tc>
-        <w:tc>
-          <w:tcPr>
-            <w:tcW w:w="4977" w:type="dxa"/>
-          </w:tcPr>
-          <w:p>
-            <w:pPr>
-              <w:tabs>
-                <w:tab w:val="left" w:pos="1620"/>
-              </w:tabs>
-              <w:spacing w:after="0"/>
-              <w:rPr>
-                <w:rFonts w:ascii="Times New Roman" w:eastAsia="Arial" w:hAnsi="Times New Roman"/>
-                <w:color w:val="808080"/>
-                <w:sz w:val="18"/>
-                <w:szCs w:val="18"/>
-                <w:lang w:val="id-ID"/>
-              </w:rPr>
-            </w:pPr>
-          </w:p>
-          <w:p>
-            <w:pPr>
-              <w:tabs>
-                <w:tab w:val="left" w:pos="1620"/>
-              </w:tabs>
-              <w:spacing w:after="0"/>
-              <w:jc w:val="center"/>
-              <w:rPr>
-                <w:rFonts w:ascii="Times New Roman" w:eastAsia="Arial" w:hAnsi="Times New Roman"/>
-                <w:color w:val="808080"/>
-                <w:sz w:val="18"/>
-                <w:szCs w:val="18"/>
-                <w:lang w:val="id-ID"/>
-              </w:rPr>
-            </w:pPr>
-          </w:p>
-          <w:p>
-            <w:pPr>
-              <w:tabs>
-                <w:tab w:val="left" w:pos="1620"/>
-              </w:tabs>
-              <w:spacing w:after="0"/>
-              <w:jc w:val="center"/>
-              <w:rPr>
-                <w:rFonts w:ascii="Times New Roman" w:eastAsia="Arial" w:hAnsi="Times New Roman"/>
-                <w:color w:val="808080"/>
-                <w:sz w:val="18"/>
-                <w:szCs w:val="18"/>
-                <w:lang w:val="id-ID"/>
-              </w:rPr>
-            </w:pPr>
-            <w:r>
-              <w:rPr>
-                <w:rFonts w:ascii="Times New Roman" w:eastAsia="Arial" w:hAnsi="Times New Roman"/>
-                <w:color w:val="808080"/>
-                <w:sz w:val="18"/>
-                <w:szCs w:val="18"/>
-                <w:lang w:val="id-ID"/>
-              </w:rPr>
-              <w:t>Tanda Tangan</w:t>
-            </w:r>
-          </w:p>
-          <w:p>
-            <w:pPr>
-              <w:tabs>
-                <w:tab w:val="left" w:pos="1620"/>
-              </w:tabs>
-              <w:spacing w:after="0"/>
-              <w:rPr>
-                <w:rFonts w:ascii="Times New Roman" w:eastAsia="Arial" w:hAnsi="Times New Roman"/>
-                <w:color w:val="808080"/>
-                <w:sz w:val="18"/>
-                <w:szCs w:val="18"/>
-                <w:lang w:val="id-ID"/>
-              </w:rPr>
-            </w:pPr>
-          </w:p>
-          <w:p>
-            <w:pPr>
-              <w:tabs>
-                <w:tab w:val="left" w:pos="1620"/>
-              </w:tabs>
-              <w:spacing w:after="0"/>
-              <w:jc w:val="center"/>
-              <w:rPr>
-                <w:rFonts w:ascii="Times New Roman" w:eastAsia="Arial" w:hAnsi="Times New Roman"/>
-                <w:color w:val="808080"/>
-                <w:sz w:val="18"/>
-                <w:szCs w:val="18"/>
-                <w:lang w:val="id-ID"/>
-              </w:rPr>
-            </w:pPr>
+              <w:drawing>
+                <wp:inline xmlns:a="http://schemas.openxmlformats.org/drawingml/2006/main" xmlns:pic="http://schemas.openxmlformats.org/drawingml/2006/picture">
+                  <wp:extent cx="1080000" cy="503339"/>
+                  <wp:docPr id="310" name="Picture 310"/>
+                  <wp:cNvGraphicFramePr>
+                    <a:graphicFrameLocks noChangeAspect="1"/>
+                  </wp:cNvGraphicFramePr>
+                  <a:graphic>
+                    <a:graphicData uri="http://schemas.openxmlformats.org/drawingml/2006/picture">
+                      <pic:pic>
+                        <pic:nvPicPr>
+                          <pic:cNvPr id="0" name="sig_ketua_prodi.png"/>
+                          <pic:cNvPicPr/>
+                        </pic:nvPicPr>
+                        <pic:blipFill>
+                          <a:blip r:embed="rId11"/>
+                          <a:stretch>
+                            <a:fillRect/>
+                          </a:stretch>
+                        </pic:blipFill>
+                        <pic:spPr>
+                          <a:xfrm>
+                            <a:off x="0" y="0"/>
+                            <a:ext cx="1080000" cy="503339"/>
+                          </a:xfrm>
+                          <a:prstGeom prst="rect"/>
+                        </pic:spPr>
+                      </pic:pic>
+                    </a:graphicData>
+                  </a:graphic>
+                </wp:inline>
+              </w:drawing>
+            </w:r>
           </w:p>
           <w:p>
             <w:pPr>

--- a/Optimalisasi-dan-Automasi/Exam/UAS_OPTIMALISASI_DAN_OTOMASI.docx
+++ b/Optimalisasi-dan-Automasi/Exam/UAS_OPTIMALISASI_DAN_OTOMASI.docx
@@ -1490,6 +1490,7 @@
         <w:tc>
           <w:tcPr>
             <w:tcW w:w="4380" w:type="dxa"/>
+            <w:vAlign w:val="bottom"/>
           </w:tcPr>
           <w:p>
             <w:pPr>
@@ -1571,6 +1572,7 @@
         <w:tc>
           <w:tcPr>
             <w:tcW w:w="4977" w:type="dxa"/>
+            <w:vAlign w:val="bottom"/>
           </w:tcPr>
           <w:p>
             <w:pPr>
@@ -1590,7 +1592,7 @@
             <w:r>
               <w:drawing>
                 <wp:inline xmlns:a="http://schemas.openxmlformats.org/drawingml/2006/main" xmlns:pic="http://schemas.openxmlformats.org/drawingml/2006/picture">
-                  <wp:extent cx="1080000" cy="503339"/>
+                  <wp:extent cx="1800000" cy="838898"/>
                   <wp:docPr id="310" name="Picture 310"/>
                   <wp:cNvGraphicFramePr>
                     <a:graphicFrameLocks noChangeAspect="1"/>
@@ -1611,7 +1613,7 @@
                         <pic:spPr>
                           <a:xfrm>
                             <a:off x="0" y="0"/>
-                            <a:ext cx="1080000" cy="503339"/>
+                            <a:ext cx="1800000" cy="838898"/>
                           </a:xfrm>
                           <a:prstGeom prst="rect"/>
                         </pic:spPr>

--- a/Optimalisasi-dan-Automasi/Exam/UAS_OPTIMALISASI_DAN_OTOMASI.docx
+++ b/Optimalisasi-dan-Automasi/Exam/UAS_OPTIMALISASI_DAN_OTOMASI.docx
@@ -2063,6 +2063,15 @@
               </w:rPr>
               <w:t xml:space="preserve"> (integer).</w:t>
             </w:r>
+            <w:r>
+              <w:rPr>
+                <w:rFonts w:ascii="Times New Roman" w:hAnsi="Times New Roman"/>
+                <w:sz w:val="20"/>
+                <w:szCs w:val="20"/>
+                <w:lang w:val="id-ID"/>
+              </w:rPr>
+              <w:t xml:space="preserve"> Perhatikan Gambar 1.</w:t>
+            </w:r>
           </w:p>
           <w:p>
             <w:pPr>
@@ -2125,7 +2134,7 @@
                 <w:szCs w:val="20"/>
                 <w:lang w:val="id-ID"/>
               </w:rPr>
-              <w:t>Ilustrasi: feasible region LP dan kandidat vertex optimal</w:t>
+              <w:t xml:space="preserve">Gambar 1. Ilustrasi: feasible region LP dan kandidat vertex optimal</w:t>
             </w:r>
           </w:p>
         </w:tc>
@@ -2340,6 +2349,15 @@
                 <w:lang w:val="id-ID"/>
               </w:rPr>
               <w:t>, lalu cetak x final (4 desimal). Jelaskan singkat efek α yang terlalu besar (oscillation/divergence).</w:t>
+            </w:r>
+            <w:r>
+              <w:rPr>
+                <w:rFonts w:ascii="Times New Roman" w:hAnsi="Times New Roman"/>
+                <w:sz w:val="20"/>
+                <w:szCs w:val="20"/>
+                <w:lang w:val="id-ID"/>
+              </w:rPr>
+              <w:t xml:space="preserve"> Perhatikan Gambar 2.</w:t>
             </w:r>
           </w:p>
           <w:p>
@@ -2403,7 +2421,7 @@
                 <w:szCs w:val="20"/>
                 <w:lang w:val="id-ID"/>
               </w:rPr>
-              <w:t>Ilustrasi: lintasan iterasi gradient descent menuju x* = 10</w:t>
+              <w:t xml:space="preserve">Gambar 2. Ilustrasi: lintasan iterasi gradient descent menuju x* = 10</w:t>
             </w:r>
           </w:p>
         </w:tc>
@@ -2617,6 +2635,15 @@
                 <w:lang w:val="id-ID"/>
               </w:rPr>
               <w:t xml:space="preserve"> (3 desimal). Jika F &gt; F_critical (α = 0.05), H₀ ditolak → perbedaan antar level faktor signifikan sebagai dasar keputusan desain.</w:t>
+            </w:r>
+            <w:r>
+              <w:rPr>
+                <w:rFonts w:ascii="Times New Roman" w:hAnsi="Times New Roman"/>
+                <w:sz w:val="20"/>
+                <w:szCs w:val="20"/>
+                <w:lang w:val="id-ID"/>
+              </w:rPr>
+              <w:t xml:space="preserve"> Perhatikan Gambar 3.</w:t>
             </w:r>
           </w:p>
           <w:p>
@@ -2680,7 +2707,7 @@
                 <w:szCs w:val="20"/>
                 <w:lang w:val="id-ID"/>
               </w:rPr>
-              <w:t>Ilustrasi: deviasi mean tiap grup terhadap grand mean (basis SS_between)</w:t>
+              <w:t xml:space="preserve">Gambar 3. Ilustrasi: deviasi mean tiap grup terhadap grand mean (basis SS_between)</w:t>
             </w:r>
           </w:p>
         </w:tc>
@@ -2923,6 +2950,15 @@
                 <w:lang w:val="id-ID"/>
               </w:rPr>
               <w:t xml:space="preserve"> dalam milli-g (4 desimal): step = (20/2¹⁶) V ÷ 0.1 V/g × 1000.</w:t>
+            </w:r>
+            <w:r>
+              <w:rPr>
+                <w:rFonts w:ascii="Times New Roman" w:hAnsi="Times New Roman"/>
+                <w:sz w:val="20"/>
+                <w:szCs w:val="20"/>
+                <w:lang w:val="id-ID"/>
+              </w:rPr>
+              <w:t xml:space="preserve"> Perhatikan Gambar 4.</w:t>
             </w:r>
           </w:p>
           <w:p>
@@ -2986,7 +3022,7 @@
                 <w:szCs w:val="20"/>
                 <w:lang w:val="id-ID"/>
               </w:rPr>
-              <w:t>Ilustrasi: rantai pengukuran sensor → conditioning → ADC → IIoT</w:t>
+              <w:t xml:space="preserve">Gambar 4. Ilustrasi: rantai pengukuran sensor → conditioning → ADC → IIoT</w:t>
             </w:r>
           </w:p>
         </w:tc>
@@ -3189,6 +3225,15 @@
                 <w:lang w:val="id-ID"/>
               </w:rPr>
               <w:t xml:space="preserve"> di sekitar threshold.</w:t>
+            </w:r>
+            <w:r>
+              <w:rPr>
+                <w:rFonts w:ascii="Times New Roman" w:hAnsi="Times New Roman"/>
+                <w:sz w:val="20"/>
+                <w:szCs w:val="20"/>
+                <w:lang w:val="id-ID"/>
+              </w:rPr>
+              <w:t xml:space="preserve"> Perhatikan Gambar 5.</w:t>
             </w:r>
           </w:p>
           <w:p>
@@ -3252,7 +3297,7 @@
                 <w:szCs w:val="20"/>
                 <w:lang w:val="id-ID"/>
               </w:rPr>
-              <w:t>Ilustrasi: threshold ON/OFF alarm dengan pita hysteresis</w:t>
+              <w:t xml:space="preserve">Gambar 5. Ilustrasi: threshold ON/OFF alarm dengan pita hysteresis</w:t>
             </w:r>
           </w:p>
         </w:tc>
@@ -3455,6 +3500,15 @@
                 <w:lang w:val="id-ID"/>
               </w:rPr>
               <w:t xml:space="preserve"> (4 desimal). Substitusi nilai N Anda.</w:t>
+            </w:r>
+            <w:r>
+              <w:rPr>
+                <w:rFonts w:ascii="Times New Roman" w:hAnsi="Times New Roman"/>
+                <w:sz w:val="20"/>
+                <w:szCs w:val="20"/>
+                <w:lang w:val="id-ID"/>
+              </w:rPr>
+              <w:t xml:space="preserve"> Perhatikan Gambar 6.</w:t>
             </w:r>
           </w:p>
           <w:p>
@@ -3518,7 +3572,7 @@
                 <w:szCs w:val="20"/>
                 <w:lang w:val="id-ID"/>
               </w:rPr>
-              <w:t>Ilustrasi: kurva sigmoid memetakan z ke probabilitas [0, 1]</w:t>
+              <w:t xml:space="preserve">Gambar 6. Ilustrasi: kurva sigmoid memetakan z ke probabilitas [0, 1]</w:t>
             </w:r>
           </w:p>
         </w:tc>
@@ -3702,6 +3756,15 @@
                 <w:lang w:val="id-ID"/>
               </w:rPr>
               <w:t xml:space="preserve"> dengan w = (2, 3), b = −10 (3 desimal).</w:t>
+            </w:r>
+            <w:r>
+              <w:rPr>
+                <w:rFonts w:ascii="Times New Roman" w:hAnsi="Times New Roman"/>
+                <w:sz w:val="20"/>
+                <w:szCs w:val="20"/>
+                <w:lang w:val="id-ID"/>
+              </w:rPr>
+              <w:t xml:space="preserve"> Perhatikan Gambar 7.</w:t>
             </w:r>
           </w:p>
           <w:p>
@@ -3765,7 +3828,7 @@
                 <w:szCs w:val="20"/>
                 <w:lang w:val="id-ID"/>
               </w:rPr>
-              <w:t>Ilustrasi: hyperplane pemisah SVM, margin, dan sample uji</w:t>
+              <w:t xml:space="preserve">Gambar 7. Ilustrasi: hyperplane pemisah SVM, margin, dan sample uji</w:t>
             </w:r>
           </w:p>
         </w:tc>
@@ -3940,6 +4003,15 @@
                 <w:lang w:val="id-ID"/>
               </w:rPr>
               <w:t xml:space="preserve"> (integer; n selalu habis dibagi 5), lalu jelaskan mengapa CV memberikan estimasi kinerja lebih robust dibanding single train-test split.</w:t>
+            </w:r>
+            <w:r>
+              <w:rPr>
+                <w:rFonts w:ascii="Times New Roman" w:hAnsi="Times New Roman"/>
+                <w:sz w:val="20"/>
+                <w:szCs w:val="20"/>
+                <w:lang w:val="id-ID"/>
+              </w:rPr>
+              <w:t xml:space="preserve"> Perhatikan Gambar 8.</w:t>
             </w:r>
           </w:p>
           <w:p>
@@ -4003,7 +4075,7 @@
                 <w:szCs w:val="20"/>
                 <w:lang w:val="id-ID"/>
               </w:rPr>
-              <w:t>Ilustrasi: rotasi fold validasi pada 5-fold cross-validation</w:t>
+              <w:t xml:space="preserve">Gambar 8. Ilustrasi: rotasi fold validasi pada 5-fold cross-validation</w:t>
             </w:r>
           </w:p>
         </w:tc>

--- a/Optimalisasi-dan-Automasi/Exam/UAS_OPTIMALISASI_DAN_OTOMASI.docx
+++ b/Optimalisasi-dan-Automasi/Exam/UAS_OPTIMALISASI_DAN_OTOMASI.docx
@@ -2319,7 +2319,41 @@
                 <w:szCs w:val="20"/>
                 <w:lang w:val="id-ID"/>
               </w:rPr>
-              <w:t>x_baru = x − α·f′(x)</w:t>
+              <w:t xml:space="preserve"/>
+            </w:r>
+            <w:r>
+              <w:rPr>
+                <w:rFonts w:ascii="Times New Roman" w:hAnsi="Times New Roman"/>
+                <w:b/>
+                <w:bCs/>
+                <w:sz w:val="20"/>
+                <w:szCs w:val="20"/>
+                <w:lang w:val="id-ID"/>
+              </w:rPr>
+              <w:t xml:space="preserve">x</w:t>
+            </w:r>
+            <w:r>
+              <w:rPr>
+                <w:rFonts w:ascii="Times New Roman" w:hAnsi="Times New Roman"/>
+                <w:b/>
+                <w:bCs/>
+                <w:sz w:val="20"/>
+                <w:szCs w:val="20"/>
+                <w:lang w:val="id-ID"/>
+                <w:vertAlign w:val="subscript"/>
+              </w:rPr>
+              <w:t xml:space="preserve">baru</w:t>
+            </w:r>
+            <w:r>
+              <w:rPr>
+                <w:rFonts w:ascii="Times New Roman" w:hAnsi="Times New Roman"/>
+                <w:b/>
+                <w:bCs/>
+                <w:sz w:val="20"/>
+                <w:szCs w:val="20"/>
+                <w:lang w:val="id-ID"/>
+              </w:rPr>
+              <w:t xml:space="preserve"> = x − α·f′(x)</w:t>
             </w:r>
             <w:r>
               <w:rPr>
@@ -2605,36 +2639,323 @@
                 <w:szCs w:val="20"/>
                 <w:lang w:val="id-ID"/>
               </w:rPr>
-              <w:t>SS_within = 50</w:t>
-            </w:r>
-            <w:r>
-              <w:rPr>
-                <w:rFonts w:ascii="Times New Roman" w:hAnsi="Times New Roman"/>
-                <w:sz w:val="20"/>
-                <w:szCs w:val="20"/>
-                <w:lang w:val="id-ID"/>
-              </w:rPr>
-              <w:t xml:space="preserve">. Hitung SS_between = n·Σ(μᵢ − μ̄)², MS_between = SS_between/(k−1), MS_within = SS_within/(n_total − k), lalu </w:t>
-            </w:r>
-            <w:r>
-              <w:rPr>
-                <w:rFonts w:ascii="Times New Roman" w:hAnsi="Times New Roman"/>
-                <w:b/>
-                <w:bCs/>
-                <w:sz w:val="20"/>
-                <w:szCs w:val="20"/>
-                <w:lang w:val="id-ID"/>
-              </w:rPr>
-              <w:t>F = MS_between/MS_within</w:t>
-            </w:r>
-            <w:r>
-              <w:rPr>
-                <w:rFonts w:ascii="Times New Roman" w:hAnsi="Times New Roman"/>
-                <w:sz w:val="20"/>
-                <w:szCs w:val="20"/>
-                <w:lang w:val="id-ID"/>
-              </w:rPr>
-              <w:t xml:space="preserve"> (3 desimal). Jika F &gt; F_critical (α = 0.05), H₀ ditolak → perbedaan antar level faktor signifikan sebagai dasar keputusan desain.</w:t>
+              <w:t xml:space="preserve"/>
+            </w:r>
+            <w:r>
+              <w:rPr>
+                <w:rFonts w:ascii="Times New Roman" w:hAnsi="Times New Roman"/>
+                <w:b/>
+                <w:bCs/>
+                <w:sz w:val="20"/>
+                <w:szCs w:val="20"/>
+                <w:lang w:val="id-ID"/>
+              </w:rPr>
+              <w:t xml:space="preserve">SS</w:t>
+            </w:r>
+            <w:r>
+              <w:rPr>
+                <w:rFonts w:ascii="Times New Roman" w:hAnsi="Times New Roman"/>
+                <w:b/>
+                <w:bCs/>
+                <w:sz w:val="20"/>
+                <w:szCs w:val="20"/>
+                <w:lang w:val="id-ID"/>
+                <w:vertAlign w:val="subscript"/>
+              </w:rPr>
+              <w:t xml:space="preserve">within</w:t>
+            </w:r>
+            <w:r>
+              <w:rPr>
+                <w:rFonts w:ascii="Times New Roman" w:hAnsi="Times New Roman"/>
+                <w:b/>
+                <w:bCs/>
+                <w:sz w:val="20"/>
+                <w:szCs w:val="20"/>
+                <w:lang w:val="id-ID"/>
+              </w:rPr>
+              <w:t xml:space="preserve"> = 50</w:t>
+            </w:r>
+            <w:r>
+              <w:rPr>
+                <w:rFonts w:ascii="Times New Roman" w:hAnsi="Times New Roman"/>
+                <w:sz w:val="20"/>
+                <w:szCs w:val="20"/>
+                <w:lang w:val="id-ID"/>
+              </w:rPr>
+              <w:t xml:space="preserve">. Hitung </w:t>
+            </w:r>
+            <w:r>
+              <w:rPr>
+                <w:rFonts w:ascii="Times New Roman" w:hAnsi="Times New Roman"/>
+                <w:sz w:val="20"/>
+                <w:szCs w:val="20"/>
+                <w:lang w:val="id-ID"/>
+              </w:rPr>
+              <w:t xml:space="preserve">SS</w:t>
+            </w:r>
+            <w:r>
+              <w:rPr>
+                <w:rFonts w:ascii="Times New Roman" w:hAnsi="Times New Roman"/>
+                <w:sz w:val="20"/>
+                <w:szCs w:val="20"/>
+                <w:lang w:val="id-ID"/>
+                <w:vertAlign w:val="subscript"/>
+              </w:rPr>
+              <w:t xml:space="preserve">between</w:t>
+            </w:r>
+            <w:r>
+              <w:rPr>
+                <w:rFonts w:ascii="Times New Roman" w:hAnsi="Times New Roman"/>
+                <w:sz w:val="20"/>
+                <w:szCs w:val="20"/>
+                <w:lang w:val="id-ID"/>
+              </w:rPr>
+              <w:t xml:space="preserve"> = n·Σ(μᵢ − μ̄)², </w:t>
+            </w:r>
+            <w:r>
+              <w:rPr>
+                <w:rFonts w:ascii="Times New Roman" w:hAnsi="Times New Roman"/>
+                <w:sz w:val="20"/>
+                <w:szCs w:val="20"/>
+                <w:lang w:val="id-ID"/>
+              </w:rPr>
+              <w:t xml:space="preserve">MS</w:t>
+            </w:r>
+            <w:r>
+              <w:rPr>
+                <w:rFonts w:ascii="Times New Roman" w:hAnsi="Times New Roman"/>
+                <w:sz w:val="20"/>
+                <w:szCs w:val="20"/>
+                <w:lang w:val="id-ID"/>
+                <w:vertAlign w:val="subscript"/>
+              </w:rPr>
+              <w:t xml:space="preserve">between</w:t>
+            </w:r>
+            <w:r>
+              <w:rPr>
+                <w:rFonts w:ascii="Times New Roman" w:hAnsi="Times New Roman"/>
+                <w:sz w:val="20"/>
+                <w:szCs w:val="20"/>
+                <w:lang w:val="id-ID"/>
+              </w:rPr>
+              <w:t xml:space="preserve"> = </w:t>
+            </w:r>
+            <w:r>
+              <w:rPr>
+                <w:rFonts w:ascii="Times New Roman" w:hAnsi="Times New Roman"/>
+                <w:sz w:val="20"/>
+                <w:szCs w:val="20"/>
+                <w:lang w:val="id-ID"/>
+              </w:rPr>
+              <w:t xml:space="preserve">SS</w:t>
+            </w:r>
+            <w:r>
+              <w:rPr>
+                <w:rFonts w:ascii="Times New Roman" w:hAnsi="Times New Roman"/>
+                <w:sz w:val="20"/>
+                <w:szCs w:val="20"/>
+                <w:lang w:val="id-ID"/>
+                <w:vertAlign w:val="subscript"/>
+              </w:rPr>
+              <w:t xml:space="preserve">between</w:t>
+            </w:r>
+            <w:r>
+              <w:rPr>
+                <w:rFonts w:ascii="Times New Roman" w:hAnsi="Times New Roman"/>
+                <w:sz w:val="20"/>
+                <w:szCs w:val="20"/>
+                <w:lang w:val="id-ID"/>
+              </w:rPr>
+              <w:t xml:space="preserve">/(k−1), </w:t>
+            </w:r>
+            <w:r>
+              <w:rPr>
+                <w:rFonts w:ascii="Times New Roman" w:hAnsi="Times New Roman"/>
+                <w:sz w:val="20"/>
+                <w:szCs w:val="20"/>
+                <w:lang w:val="id-ID"/>
+              </w:rPr>
+              <w:t xml:space="preserve">MS</w:t>
+            </w:r>
+            <w:r>
+              <w:rPr>
+                <w:rFonts w:ascii="Times New Roman" w:hAnsi="Times New Roman"/>
+                <w:sz w:val="20"/>
+                <w:szCs w:val="20"/>
+                <w:lang w:val="id-ID"/>
+                <w:vertAlign w:val="subscript"/>
+              </w:rPr>
+              <w:t xml:space="preserve">within</w:t>
+            </w:r>
+            <w:r>
+              <w:rPr>
+                <w:rFonts w:ascii="Times New Roman" w:hAnsi="Times New Roman"/>
+                <w:sz w:val="20"/>
+                <w:szCs w:val="20"/>
+                <w:lang w:val="id-ID"/>
+              </w:rPr>
+              <w:t xml:space="preserve"> = </w:t>
+            </w:r>
+            <w:r>
+              <w:rPr>
+                <w:rFonts w:ascii="Times New Roman" w:hAnsi="Times New Roman"/>
+                <w:sz w:val="20"/>
+                <w:szCs w:val="20"/>
+                <w:lang w:val="id-ID"/>
+              </w:rPr>
+              <w:t xml:space="preserve">SS</w:t>
+            </w:r>
+            <w:r>
+              <w:rPr>
+                <w:rFonts w:ascii="Times New Roman" w:hAnsi="Times New Roman"/>
+                <w:sz w:val="20"/>
+                <w:szCs w:val="20"/>
+                <w:lang w:val="id-ID"/>
+                <w:vertAlign w:val="subscript"/>
+              </w:rPr>
+              <w:t xml:space="preserve">within</w:t>
+            </w:r>
+            <w:r>
+              <w:rPr>
+                <w:rFonts w:ascii="Times New Roman" w:hAnsi="Times New Roman"/>
+                <w:sz w:val="20"/>
+                <w:szCs w:val="20"/>
+                <w:lang w:val="id-ID"/>
+              </w:rPr>
+              <w:t xml:space="preserve">/(</w:t>
+            </w:r>
+            <w:r>
+              <w:rPr>
+                <w:rFonts w:ascii="Times New Roman" w:hAnsi="Times New Roman"/>
+                <w:sz w:val="20"/>
+                <w:szCs w:val="20"/>
+                <w:lang w:val="id-ID"/>
+              </w:rPr>
+              <w:t xml:space="preserve">n</w:t>
+            </w:r>
+            <w:r>
+              <w:rPr>
+                <w:rFonts w:ascii="Times New Roman" w:hAnsi="Times New Roman"/>
+                <w:sz w:val="20"/>
+                <w:szCs w:val="20"/>
+                <w:lang w:val="id-ID"/>
+                <w:vertAlign w:val="subscript"/>
+              </w:rPr>
+              <w:t xml:space="preserve">total</w:t>
+            </w:r>
+            <w:r>
+              <w:rPr>
+                <w:rFonts w:ascii="Times New Roman" w:hAnsi="Times New Roman"/>
+                <w:sz w:val="20"/>
+                <w:szCs w:val="20"/>
+                <w:lang w:val="id-ID"/>
+              </w:rPr>
+              <w:t xml:space="preserve"> − k), lalu </w:t>
+            </w:r>
+            <w:r>
+              <w:rPr>
+                <w:rFonts w:ascii="Times New Roman" w:hAnsi="Times New Roman"/>
+                <w:b/>
+                <w:bCs/>
+                <w:sz w:val="20"/>
+                <w:szCs w:val="20"/>
+                <w:lang w:val="id-ID"/>
+              </w:rPr>
+              <w:t xml:space="preserve">F = </w:t>
+            </w:r>
+            <w:r>
+              <w:rPr>
+                <w:rFonts w:ascii="Times New Roman" w:hAnsi="Times New Roman"/>
+                <w:b/>
+                <w:bCs/>
+                <w:sz w:val="20"/>
+                <w:szCs w:val="20"/>
+                <w:lang w:val="id-ID"/>
+              </w:rPr>
+              <w:t xml:space="preserve">MS</w:t>
+            </w:r>
+            <w:r>
+              <w:rPr>
+                <w:rFonts w:ascii="Times New Roman" w:hAnsi="Times New Roman"/>
+                <w:b/>
+                <w:bCs/>
+                <w:sz w:val="20"/>
+                <w:szCs w:val="20"/>
+                <w:lang w:val="id-ID"/>
+                <w:vertAlign w:val="subscript"/>
+              </w:rPr>
+              <w:t xml:space="preserve">between</w:t>
+            </w:r>
+            <w:r>
+              <w:rPr>
+                <w:rFonts w:ascii="Times New Roman" w:hAnsi="Times New Roman"/>
+                <w:b/>
+                <w:bCs/>
+                <w:sz w:val="20"/>
+                <w:szCs w:val="20"/>
+                <w:lang w:val="id-ID"/>
+              </w:rPr>
+              <w:t xml:space="preserve">/</w:t>
+            </w:r>
+            <w:r>
+              <w:rPr>
+                <w:rFonts w:ascii="Times New Roman" w:hAnsi="Times New Roman"/>
+                <w:b/>
+                <w:bCs/>
+                <w:sz w:val="20"/>
+                <w:szCs w:val="20"/>
+                <w:lang w:val="id-ID"/>
+              </w:rPr>
+              <w:t xml:space="preserve">MS</w:t>
+            </w:r>
+            <w:r>
+              <w:rPr>
+                <w:rFonts w:ascii="Times New Roman" w:hAnsi="Times New Roman"/>
+                <w:b/>
+                <w:bCs/>
+                <w:sz w:val="20"/>
+                <w:szCs w:val="20"/>
+                <w:lang w:val="id-ID"/>
+                <w:vertAlign w:val="subscript"/>
+              </w:rPr>
+              <w:t xml:space="preserve">within</w:t>
+            </w:r>
+            <w:r>
+              <w:rPr>
+                <w:rFonts w:ascii="Times New Roman" w:hAnsi="Times New Roman"/>
+                <w:sz w:val="20"/>
+                <w:szCs w:val="20"/>
+                <w:lang w:val="id-ID"/>
+              </w:rPr>
+              <w:t xml:space="preserve"> (3 desimal). Jika F &gt; </w:t>
+            </w:r>
+            <w:r>
+              <w:rPr>
+                <w:rFonts w:ascii="Times New Roman" w:hAnsi="Times New Roman"/>
+                <w:sz w:val="20"/>
+                <w:szCs w:val="20"/>
+                <w:lang w:val="id-ID"/>
+              </w:rPr>
+              <w:t xml:space="preserve">F</w:t>
+            </w:r>
+            <w:r>
+              <w:rPr>
+                <w:rFonts w:ascii="Times New Roman" w:hAnsi="Times New Roman"/>
+                <w:sz w:val="20"/>
+                <w:szCs w:val="20"/>
+                <w:lang w:val="id-ID"/>
+                <w:vertAlign w:val="subscript"/>
+              </w:rPr>
+              <w:t xml:space="preserve">critical</w:t>
+            </w:r>
+            <w:r>
+              <w:rPr>
+                <w:rFonts w:ascii="Times New Roman" w:hAnsi="Times New Roman"/>
+                <w:sz w:val="20"/>
+                <w:szCs w:val="20"/>
+                <w:lang w:val="id-ID"/>
+              </w:rPr>
+              <w:t xml:space="preserve"> (α = 0.05), H₀ ditolak → perbedaan antar level faktor signifikan sebagai dasar keputusan desain.</w:t>
             </w:r>
             <w:r>
               <w:rPr>
@@ -2707,7 +3028,41 @@
                 <w:szCs w:val="20"/>
                 <w:lang w:val="id-ID"/>
               </w:rPr>
-              <w:t xml:space="preserve">Gambar 3. Ilustrasi: deviasi mean tiap grup terhadap grand mean (basis SS_between)</w:t>
+              <w:t xml:space="preserve">Gambar 3. Ilustrasi: deviasi mean tiap grup terhadap grand mean (basis </w:t>
+            </w:r>
+            <w:r>
+              <w:rPr>
+                <w:rFonts w:ascii="Times New Roman" w:hAnsi="Times New Roman"/>
+                <w:i/>
+                <w:iCs/>
+                <w:sz w:val="20"/>
+                <w:szCs w:val="20"/>
+                <w:lang w:val="id-ID"/>
+              </w:rPr>
+              <w:t xml:space="preserve">SS</w:t>
+            </w:r>
+            <w:r>
+              <w:rPr>
+                <w:rFonts w:ascii="Times New Roman" w:hAnsi="Times New Roman"/>
+                <w:i/>
+                <w:iCs/>
+                <w:sz w:val="20"/>
+                <w:szCs w:val="20"/>
+                <w:lang w:val="id-ID"/>
+                <w:vertAlign w:val="subscript"/>
+              </w:rPr>
+              <w:t xml:space="preserve">between</w:t>
+            </w:r>
+            <w:r>
+              <w:rPr>
+                <w:rFonts w:ascii="Times New Roman" w:hAnsi="Times New Roman"/>
+                <w:i/>
+                <w:iCs/>
+                <w:sz w:val="20"/>
+                <w:szCs w:val="20"/>
+                <w:lang w:val="id-ID"/>
+              </w:rPr>
+              <w:t xml:space="preserve">)</w:t>
             </w:r>
           </w:p>
         </w:tc>
@@ -3470,7 +3825,30 @@
                 <w:szCs w:val="20"/>
                 <w:lang w:val="id-ID"/>
               </w:rPr>
-              <w:t>σ(z) = 1/(1 + e^(−z))</w:t>
+              <w:t xml:space="preserve">σ(z) = 1/(1 + e</w:t>
+            </w:r>
+            <w:r>
+              <w:rPr>
+                <w:rFonts w:ascii="Times New Roman" w:hAnsi="Times New Roman"/>
+                <w:b/>
+                <w:bCs/>
+                <w:sz w:val="20"/>
+                <w:szCs w:val="20"/>
+                <w:lang w:val="id-ID"/>
+                <w:vertAlign w:val="superscript"/>
+              </w:rPr>
+              <w:t xml:space="preserve">−z</w:t>
+            </w:r>
+            <w:r>
+              <w:rPr>
+                <w:rFonts w:ascii="Times New Roman" w:hAnsi="Times New Roman"/>
+                <w:b/>
+                <w:bCs/>
+                <w:sz w:val="20"/>
+                <w:szCs w:val="20"/>
+                <w:lang w:val="id-ID"/>
+              </w:rPr>
+              <w:t xml:space="preserve">)</w:t>
             </w:r>
             <w:r>
               <w:rPr>
